--- a/課表樣板.docx
+++ b/課表樣板.docx
@@ -62,7 +62,25 @@
                 <w:sz w:val="32"/>
                 <w:szCs w:val="32"/>
               </w:rPr>
-              <w:t>苗栗縣立後龍國民中學114學年度第一學期</w:t>
+              <w:t>苗栗縣立後龍國民中學1</w:t>
+            </w:r>
+            <w:r>
+              <w:rPr>
+                <w:rFonts w:ascii="標楷體" w:eastAsia="標楷體" w:hAnsi="標楷體" w:cs="標楷體" w:hint="eastAsia"/>
+                <w:color w:val="000000"/>
+                <w:sz w:val="32"/>
+                <w:szCs w:val="32"/>
+              </w:rPr>
+              <w:t>15</w:t>
+            </w:r>
+            <w:r>
+              <w:rPr>
+                <w:rFonts w:ascii="標楷體" w:eastAsia="標楷體" w:hAnsi="標楷體" w:cs="標楷體"/>
+                <w:color w:val="000000"/>
+                <w:sz w:val="32"/>
+                <w:szCs w:val="32"/>
+              </w:rPr>
+              <w:t>學年度第一學期</w:t>
             </w:r>
             <w:r>
               <w:rPr>
@@ -3142,7 +3160,7 @@
             <w:pPr>
               <w:jc w:val="center"/>
               <w:rPr>
-                <w:rFonts w:ascii="標楷體" w:eastAsia="標楷體" w:hAnsi="標楷體" w:cs="標楷體" w:hint="eastAsia"/>
+                <w:rFonts w:ascii="標楷體" w:eastAsia="標楷體" w:hAnsi="標楷體" w:cs="標楷體"/>
                 <w:sz w:val="36"/>
                 <w:szCs w:val="36"/>
               </w:rPr>
@@ -6247,28 +6265,28 @@
 </file>
 
 <file path=customXml/item1.xml><?xml version="1.0" encoding="utf-8"?>
-<b:Sources xmlns:b="http://schemas.openxmlformats.org/officeDocument/2006/bibliography" xmlns="http://schemas.openxmlformats.org/officeDocument/2006/bibliography" SelectedStyle="\APASixthEditionOfficeOnline.xsl" StyleName="APA" Version="6"/>
-</file>
-
-<file path=customXml/item2.xml><?xml version="1.0" encoding="utf-8"?>
 <go:gDocsCustomXmlDataStorage xmlns:go="http://customooxmlschemas.google.com/" xmlns:r="http://schemas.openxmlformats.org/officeDocument/2006/relationships" uri="GoogleDocsCustomDataVersion2">
   <go:docsCustomData xmlns:go="http://customooxmlschemas.google.com/" roundtripDataSignature="AMtx7mgvG+IdoCuWxDyMtkMYjnHawecSGA==">CgMxLjAyDmguNHQzcmViaDRpNmViMg5oLjM0NXMzNXcwdW9uMjgAciExUHowYXN0MVhfVGVkeHd1S2VNbG5weFd6VE9LWVBzLTY=</go:docsCustomData>
 </go:gDocsCustomXmlDataStorage>
 </file>
 
-<file path=customXml/itemProps1.xml><?xml version="1.0" encoding="utf-8"?>
-<ds:datastoreItem xmlns:ds="http://schemas.openxmlformats.org/officeDocument/2006/customXml" ds:itemID="{81F6F34E-7FE5-4899-AB3D-F8E1F6E45B75}">
-  <ds:schemaRefs>
-    <ds:schemaRef ds:uri="http://schemas.openxmlformats.org/officeDocument/2006/bibliography"/>
-  </ds:schemaRefs>
-</ds:datastoreItem>
+<file path=customXml/item2.xml><?xml version="1.0" encoding="utf-8"?>
+<b:Sources xmlns:b="http://schemas.openxmlformats.org/officeDocument/2006/bibliography" xmlns="http://schemas.openxmlformats.org/officeDocument/2006/bibliography" SelectedStyle="\APASixthEditionOfficeOnline.xsl" StyleName="APA" Version="6"/>
 </file>
 
-<file path=customXml/itemProps2.xml><?xml version="1.0" encoding="utf-8"?>
+<file path=customXml/itemProps1.xml><?xml version="1.0" encoding="utf-8"?>
 <ds:datastoreItem xmlns:ds="http://schemas.openxmlformats.org/officeDocument/2006/customXml" ds:itemID="{11111111-1234-1234-1234-123412341234}">
   <ds:schemaRefs>
     <ds:schemaRef ds:uri="http://customooxmlschemas.google.com/"/>
     <ds:schemaRef ds:uri="http://schemas.openxmlformats.org/officeDocument/2006/relationships"/>
   </ds:schemaRefs>
 </ds:datastoreItem>
+</file>
+
+<file path=customXml/itemProps2.xml><?xml version="1.0" encoding="utf-8"?>
+<ds:datastoreItem xmlns:ds="http://schemas.openxmlformats.org/officeDocument/2006/customXml" ds:itemID="{81F6F34E-7FE5-4899-AB3D-F8E1F6E45B75}">
+  <ds:schemaRefs>
+    <ds:schemaRef ds:uri="http://schemas.openxmlformats.org/officeDocument/2006/bibliography"/>
+  </ds:schemaRefs>
+</ds:datastoreItem>
 </file>